--- a/Courses/Software-Sciences/IT-Module-3-Web-Design/20-WordPress-Themes-and-Plugins/20-WordPress-Themes-and-Plugins-Exercises.docx
+++ b/Courses/Software-Sciences/IT-Module-3-Web-Design/20-WordPress-Themes-and-Plugins/20-WordPress-Themes-and-Plugins-Exercises.docx
@@ -96,7 +96,7 @@
           <w:noProof/>
         </w:rPr>
         <w:drawing>
-          <wp:inline distT="0" distB="0" distL="0" distR="0" wp14:anchorId="73F5C6D6" wp14:editId="35C4E885">
+          <wp:inline distT="0" distB="0" distL="0" distR="0" wp14:anchorId="73F5C6D6" wp14:editId="3DFBD094">
             <wp:extent cx="1065886" cy="497260"/>
             <wp:effectExtent l="0" t="0" r="1270" b="0"/>
             <wp:docPr id="470543985" name="Picture 1"/>
@@ -623,100 +623,57 @@
           <w:b/>
           <w:lang w:val="bg-BG"/>
         </w:rPr>
-        <w:t>Продължете работата</w:t>
-      </w:r>
-      <w:r>
-        <w:rPr>
-          <w:bCs/>
-          <w:lang w:val="bg-BG"/>
-        </w:rPr>
-        <w:t xml:space="preserve"> по</w:t>
+        <w:t>Продължете</w:t>
+      </w:r>
+      <w:r>
+        <w:rPr>
+          <w:lang w:val="bg-BG"/>
+        </w:rPr>
+        <w:t xml:space="preserve"> работата по </w:t>
       </w:r>
       <w:r>
         <w:rPr>
           <w:b/>
           <w:lang w:val="bg-BG"/>
         </w:rPr>
-        <w:t xml:space="preserve"> уеб сайта</w:t>
-      </w:r>
-      <w:r>
-        <w:rPr>
-          <w:lang w:val="bg-BG"/>
-        </w:rPr>
-        <w:t xml:space="preserve"> </w:t>
+        <w:t>избрания от вас уеб сайт</w:t>
+      </w:r>
+      <w:r>
+        <w:rPr>
+          <w:lang w:val="bg-BG"/>
+        </w:rPr>
+        <w:t xml:space="preserve"> от предишното упражнение. Настройте неговия </w:t>
       </w:r>
       <w:r>
         <w:rPr>
           <w:b/>
-          <w:bCs/>
-          <w:lang w:val="bg-BG"/>
-        </w:rPr>
-        <w:t>"</w:t>
+          <w:lang w:val="bg-BG"/>
+        </w:rPr>
+        <w:t>външен вид</w:t>
+      </w:r>
+      <w:r>
+        <w:rPr>
+          <w:lang w:val="bg-BG"/>
+        </w:rPr>
+        <w:t xml:space="preserve"> и разгледайте възможности за добавяне на </w:t>
       </w:r>
       <w:r>
         <w:rPr>
           <w:b/>
           <w:lang w:val="bg-BG"/>
         </w:rPr>
-        <w:t>Книжни светове</w:t>
+        <w:t>функционалност</w:t>
+      </w:r>
+      <w:r>
+        <w:rPr>
+          <w:lang w:val="bg-BG"/>
+        </w:rPr>
+        <w:t xml:space="preserve"> с помощта на </w:t>
       </w:r>
       <w:r>
         <w:rPr>
           <w:b/>
-          <w:bCs/>
-          <w:lang w:val="bg-BG"/>
-        </w:rPr>
-        <w:t>"</w:t>
-      </w:r>
-      <w:r>
-        <w:rPr>
-          <w:lang w:val="bg-BG"/>
-        </w:rPr>
-        <w:t xml:space="preserve"> </w:t>
-      </w:r>
-      <w:r>
-        <w:rPr>
-          <w:lang w:val="bg-BG"/>
-        </w:rPr>
-        <w:t xml:space="preserve">и настройте неговия </w:t>
-      </w:r>
-      <w:r>
-        <w:rPr>
-          <w:b/>
-          <w:bCs/>
-          <w:lang w:val="bg-BG"/>
-        </w:rPr>
-        <w:t>външен вид</w:t>
-      </w:r>
-      <w:r>
-        <w:rPr>
-          <w:lang w:val="bg-BG"/>
-        </w:rPr>
-        <w:t xml:space="preserve"> и </w:t>
-      </w:r>
-      <w:r>
-        <w:rPr>
-          <w:b/>
-          <w:bCs/>
-          <w:lang w:val="bg-BG"/>
-        </w:rPr>
-        <w:t>функционалност</w:t>
-      </w:r>
-      <w:r>
-        <w:rPr>
-          <w:lang w:val="bg-BG"/>
-        </w:rPr>
-        <w:t xml:space="preserve"> с помощта на</w:t>
-      </w:r>
-      <w:r>
-        <w:rPr>
-          <w:lang w:val="bg-BG"/>
-        </w:rPr>
-        <w:t xml:space="preserve"> </w:t>
-      </w:r>
-      <w:r>
-        <w:rPr>
-          <w:b/>
+          <w:lang w:val="en-GB"/>
         </w:rPr>
         <w:t>WordPress</w:t>
       </w:r>
@@ -750,18 +707,438 @@
         <w:pStyle w:val="ListParagraph"/>
         <w:numPr>
           <w:ilvl w:val="0"/>
-          <w:numId w:val="19"/>
+          <w:numId w:val="21"/>
         </w:numPr>
-        <w:spacing w:after="0"/>
-        <w:rPr>
-          <w:lang w:val="bg-BG"/>
-        </w:rPr>
-      </w:pPr>
-      <w:r>
-        <w:rPr>
-          <w:lang w:val="bg-BG"/>
-        </w:rPr>
-        <w:t>...</w:t>
+        <w:rPr>
+          <w:lang w:val="bg-BG"/>
+        </w:rPr>
+      </w:pPr>
+      <w:r>
+        <w:rPr>
+          <w:lang w:val="bg-BG"/>
+        </w:rPr>
+        <w:t xml:space="preserve">Отворете </w:t>
+      </w:r>
+      <w:r>
+        <w:rPr>
+          <w:b/>
+          <w:lang w:val="bg-BG"/>
+        </w:rPr>
+        <w:t>[</w:t>
+      </w:r>
+      <w:r>
+        <w:rPr>
+          <w:b/>
+          <w:lang w:val="en-GB"/>
+        </w:rPr>
+        <w:t>Appearance</w:t>
+      </w:r>
+      <w:r>
+        <w:rPr>
+          <w:b/>
+          <w:lang w:val="bg-BG"/>
+        </w:rPr>
+        <w:t>] → [</w:t>
+      </w:r>
+      <w:r>
+        <w:rPr>
+          <w:b/>
+          <w:lang w:val="en-GB"/>
+        </w:rPr>
+        <w:t>Themes</w:t>
+      </w:r>
+      <w:r>
+        <w:rPr>
+          <w:b/>
+          <w:lang w:val="bg-BG"/>
+        </w:rPr>
+        <w:t>]</w:t>
+      </w:r>
+      <w:r>
+        <w:rPr>
+          <w:lang w:val="bg-BG"/>
+        </w:rPr>
+        <w:t>.</w:t>
+      </w:r>
+    </w:p>
+    <w:p>
+      <w:pPr>
+        <w:rPr>
+          <w:lang w:val="bg-BG"/>
+        </w:rPr>
+      </w:pPr>
+      <w:r>
+        <w:rPr>
+          <w:noProof/>
+          <w:lang w:val="bg-BG"/>
+        </w:rPr>
+        <w:drawing>
+          <wp:inline distT="0" distB="0" distL="0" distR="0" wp14:anchorId="6C75137E" wp14:editId="6344E8C1">
+            <wp:extent cx="2373419" cy="536331"/>
+            <wp:effectExtent l="12700" t="12700" r="14605" b="10160"/>
+            <wp:docPr id="632321972" name="Picture 1"/>
+            <wp:cNvGraphicFramePr>
+              <a:graphicFrameLocks xmlns:a="http://schemas.openxmlformats.org/drawingml/2006/main" noChangeAspect="1"/>
+            </wp:cNvGraphicFramePr>
+            <a:graphic xmlns:a="http://schemas.openxmlformats.org/drawingml/2006/main">
+              <a:graphicData uri="http://schemas.openxmlformats.org/drawingml/2006/picture">
+                <pic:pic xmlns:pic="http://schemas.openxmlformats.org/drawingml/2006/picture">
+                  <pic:nvPicPr>
+                    <pic:cNvPr id="632321972" name="Picture 632321972"/>
+                    <pic:cNvPicPr/>
+                  </pic:nvPicPr>
+                  <pic:blipFill>
+                    <a:blip r:embed="rId9" cstate="print">
+                      <a:extLst>
+                        <a:ext uri="{28A0092B-C50C-407E-A947-70E740481C1C}">
+                          <a14:useLocalDpi xmlns:a14="http://schemas.microsoft.com/office/drawing/2010/main" val="0"/>
+                        </a:ext>
+                      </a:extLst>
+                    </a:blip>
+                    <a:stretch>
+                      <a:fillRect/>
+                    </a:stretch>
+                  </pic:blipFill>
+                  <pic:spPr>
+                    <a:xfrm>
+                      <a:off x="0" y="0"/>
+                      <a:ext cx="2485212" cy="561593"/>
+                    </a:xfrm>
+                    <a:prstGeom prst="rect">
+                      <a:avLst/>
+                    </a:prstGeom>
+                    <a:ln>
+                      <a:solidFill>
+                        <a:schemeClr val="bg1">
+                          <a:lumMod val="75000"/>
+                        </a:schemeClr>
+                      </a:solidFill>
+                    </a:ln>
+                  </pic:spPr>
+                </pic:pic>
+              </a:graphicData>
+            </a:graphic>
+          </wp:inline>
+        </w:drawing>
+      </w:r>
+    </w:p>
+    <w:p>
+      <w:pPr>
+        <w:pStyle w:val="ListParagraph"/>
+        <w:numPr>
+          <w:ilvl w:val="0"/>
+          <w:numId w:val="21"/>
+        </w:numPr>
+        <w:rPr>
+          <w:lang w:val="bg-BG"/>
+        </w:rPr>
+      </w:pPr>
+      <w:r>
+        <w:rPr>
+          <w:lang w:val="bg-BG"/>
+        </w:rPr>
+        <w:t xml:space="preserve">Разгледайте наличните теми и изберете </w:t>
+      </w:r>
+      <w:r>
+        <w:rPr>
+          <w:b/>
+          <w:lang w:val="bg-BG"/>
+        </w:rPr>
+        <w:t>блокова тема</w:t>
+      </w:r>
+      <w:r>
+        <w:rPr>
+          <w:lang w:val="bg-BG"/>
+        </w:rPr>
+        <w:t>, подходяща за предназначението на вашия уеб сайт.</w:t>
+      </w:r>
+    </w:p>
+    <w:p>
+      <w:pPr>
+        <w:rPr>
+          <w:lang w:val="bg-BG"/>
+        </w:rPr>
+      </w:pPr>
+      <w:r>
+        <w:rPr>
+          <w:noProof/>
+          <w:lang w:val="bg-BG"/>
+        </w:rPr>
+        <w:drawing>
+          <wp:inline distT="0" distB="0" distL="0" distR="0" wp14:anchorId="7E5544FA" wp14:editId="2F0CF28E">
+            <wp:extent cx="3235570" cy="1944443"/>
+            <wp:effectExtent l="12700" t="12700" r="15875" b="11430"/>
+            <wp:docPr id="908684473" name="Picture 5"/>
+            <wp:cNvGraphicFramePr>
+              <a:graphicFrameLocks xmlns:a="http://schemas.openxmlformats.org/drawingml/2006/main" noChangeAspect="1"/>
+            </wp:cNvGraphicFramePr>
+            <a:graphic xmlns:a="http://schemas.openxmlformats.org/drawingml/2006/main">
+              <a:graphicData uri="http://schemas.openxmlformats.org/drawingml/2006/picture">
+                <pic:pic xmlns:pic="http://schemas.openxmlformats.org/drawingml/2006/picture">
+                  <pic:nvPicPr>
+                    <pic:cNvPr id="908684473" name="Picture 908684473"/>
+                    <pic:cNvPicPr/>
+                  </pic:nvPicPr>
+                  <pic:blipFill>
+                    <a:blip r:embed="rId10" cstate="print">
+                      <a:extLst>
+                        <a:ext uri="{28A0092B-C50C-407E-A947-70E740481C1C}">
+                          <a14:useLocalDpi xmlns:a14="http://schemas.microsoft.com/office/drawing/2010/main" val="0"/>
+                        </a:ext>
+                      </a:extLst>
+                    </a:blip>
+                    <a:stretch>
+                      <a:fillRect/>
+                    </a:stretch>
+                  </pic:blipFill>
+                  <pic:spPr>
+                    <a:xfrm>
+                      <a:off x="0" y="0"/>
+                      <a:ext cx="3258565" cy="1958262"/>
+                    </a:xfrm>
+                    <a:prstGeom prst="rect">
+                      <a:avLst/>
+                    </a:prstGeom>
+                    <a:ln>
+                      <a:solidFill>
+                        <a:schemeClr val="bg1">
+                          <a:lumMod val="75000"/>
+                        </a:schemeClr>
+                      </a:solidFill>
+                    </a:ln>
+                  </pic:spPr>
+                </pic:pic>
+              </a:graphicData>
+            </a:graphic>
+          </wp:inline>
+        </w:drawing>
+      </w:r>
+    </w:p>
+    <w:p>
+      <w:pPr>
+        <w:pStyle w:val="ListParagraph"/>
+        <w:numPr>
+          <w:ilvl w:val="0"/>
+          <w:numId w:val="21"/>
+        </w:numPr>
+        <w:rPr>
+          <w:lang w:val="bg-BG"/>
+        </w:rPr>
+      </w:pPr>
+      <w:r>
+        <w:rPr>
+          <w:lang w:val="bg-BG"/>
+        </w:rPr>
+        <w:lastRenderedPageBreak/>
+        <w:t xml:space="preserve">Кликнете върху </w:t>
+      </w:r>
+      <w:r>
+        <w:rPr>
+          <w:b/>
+          <w:lang w:val="bg-BG"/>
+        </w:rPr>
+        <w:t>[</w:t>
+      </w:r>
+      <w:r>
+        <w:rPr>
+          <w:b/>
+          <w:lang w:val="en-GB"/>
+        </w:rPr>
+        <w:t>Preview</w:t>
+      </w:r>
+      <w:r>
+        <w:rPr>
+          <w:b/>
+          <w:lang w:val="bg-BG"/>
+        </w:rPr>
+        <w:t>] → [</w:t>
+      </w:r>
+      <w:r>
+        <w:rPr>
+          <w:b/>
+          <w:lang w:val="en-GB"/>
+        </w:rPr>
+        <w:t>Preview with your content</w:t>
+      </w:r>
+      <w:r>
+        <w:rPr>
+          <w:b/>
+          <w:lang w:val="bg-BG"/>
+        </w:rPr>
+        <w:t>]</w:t>
+      </w:r>
+      <w:r>
+        <w:rPr>
+          <w:lang w:val="bg-BG"/>
+        </w:rPr>
+        <w:t xml:space="preserve"> и прегледайте как изглежда сайтът с избраната тема.</w:t>
+      </w:r>
+    </w:p>
+    <w:p>
+      <w:pPr>
+        <w:rPr>
+          <w:lang w:val="bg-BG"/>
+        </w:rPr>
+      </w:pPr>
+      <w:r>
+        <w:rPr>
+          <w:noProof/>
+          <w:lang w:val="bg-BG"/>
+        </w:rPr>
+        <w:drawing>
+          <wp:inline distT="0" distB="0" distL="0" distR="0" wp14:anchorId="5213B17C" wp14:editId="4FECC060">
+            <wp:extent cx="1690890" cy="1121508"/>
+            <wp:effectExtent l="12700" t="12700" r="11430" b="8890"/>
+            <wp:docPr id="1548685076" name="Picture 4"/>
+            <wp:cNvGraphicFramePr>
+              <a:graphicFrameLocks xmlns:a="http://schemas.openxmlformats.org/drawingml/2006/main" noChangeAspect="1"/>
+            </wp:cNvGraphicFramePr>
+            <a:graphic xmlns:a="http://schemas.openxmlformats.org/drawingml/2006/main">
+              <a:graphicData uri="http://schemas.openxmlformats.org/drawingml/2006/picture">
+                <pic:pic xmlns:pic="http://schemas.openxmlformats.org/drawingml/2006/picture">
+                  <pic:nvPicPr>
+                    <pic:cNvPr id="1548685076" name="Picture 1548685076"/>
+                    <pic:cNvPicPr/>
+                  </pic:nvPicPr>
+                  <pic:blipFill>
+                    <a:blip r:embed="rId11">
+                      <a:extLst>
+                        <a:ext uri="{28A0092B-C50C-407E-A947-70E740481C1C}">
+                          <a14:useLocalDpi xmlns:a14="http://schemas.microsoft.com/office/drawing/2010/main" val="0"/>
+                        </a:ext>
+                      </a:extLst>
+                    </a:blip>
+                    <a:stretch>
+                      <a:fillRect/>
+                    </a:stretch>
+                  </pic:blipFill>
+                  <pic:spPr>
+                    <a:xfrm>
+                      <a:off x="0" y="0"/>
+                      <a:ext cx="1756572" cy="1165073"/>
+                    </a:xfrm>
+                    <a:prstGeom prst="rect">
+                      <a:avLst/>
+                    </a:prstGeom>
+                    <a:ln>
+                      <a:solidFill>
+                        <a:schemeClr val="bg1">
+                          <a:lumMod val="75000"/>
+                        </a:schemeClr>
+                      </a:solidFill>
+                    </a:ln>
+                  </pic:spPr>
+                </pic:pic>
+              </a:graphicData>
+            </a:graphic>
+          </wp:inline>
+        </w:drawing>
+      </w:r>
+    </w:p>
+    <w:p>
+      <w:pPr>
+        <w:pStyle w:val="ListParagraph"/>
+        <w:numPr>
+          <w:ilvl w:val="0"/>
+          <w:numId w:val="21"/>
+        </w:numPr>
+        <w:rPr>
+          <w:lang w:val="bg-BG"/>
+        </w:rPr>
+      </w:pPr>
+      <w:r>
+        <w:rPr>
+          <w:lang w:val="bg-BG"/>
+        </w:rPr>
+        <w:t xml:space="preserve">Ако резултатът ви харесва, кликнете върху </w:t>
+      </w:r>
+      <w:r>
+        <w:rPr>
+          <w:b/>
+          <w:lang w:val="bg-BG"/>
+        </w:rPr>
+        <w:t>[</w:t>
+      </w:r>
+      <w:r>
+        <w:rPr>
+          <w:b/>
+          <w:lang w:val="en-GB"/>
+        </w:rPr>
+        <w:t>Activate</w:t>
+      </w:r>
+      <w:r>
+        <w:rPr>
+          <w:b/>
+          <w:lang w:val="bg-BG"/>
+        </w:rPr>
+        <w:t>]</w:t>
+      </w:r>
+      <w:r>
+        <w:rPr>
+          <w:lang w:val="bg-BG"/>
+        </w:rPr>
+        <w:t>.</w:t>
+      </w:r>
+    </w:p>
+    <w:p>
+      <w:pPr>
+        <w:rPr>
+          <w:lang w:val="bg-BG"/>
+        </w:rPr>
+      </w:pPr>
+      <w:r>
+        <w:rPr>
+          <w:noProof/>
+          <w:lang w:val="bg-BG"/>
+        </w:rPr>
+        <w:drawing>
+          <wp:inline distT="0" distB="0" distL="0" distR="0" wp14:anchorId="335C7D76" wp14:editId="78A2A42F">
+            <wp:extent cx="3372339" cy="2690115"/>
+            <wp:effectExtent l="12700" t="12700" r="19050" b="15240"/>
+            <wp:docPr id="911384572" name="Picture 6"/>
+            <wp:cNvGraphicFramePr>
+              <a:graphicFrameLocks xmlns:a="http://schemas.openxmlformats.org/drawingml/2006/main" noChangeAspect="1"/>
+            </wp:cNvGraphicFramePr>
+            <a:graphic xmlns:a="http://schemas.openxmlformats.org/drawingml/2006/main">
+              <a:graphicData uri="http://schemas.openxmlformats.org/drawingml/2006/picture">
+                <pic:pic xmlns:pic="http://schemas.openxmlformats.org/drawingml/2006/picture">
+                  <pic:nvPicPr>
+                    <pic:cNvPr id="911384572" name="Picture 911384572"/>
+                    <pic:cNvPicPr/>
+                  </pic:nvPicPr>
+                  <pic:blipFill>
+                    <a:blip r:embed="rId12" cstate="print">
+                      <a:extLst>
+                        <a:ext uri="{28A0092B-C50C-407E-A947-70E740481C1C}">
+                          <a14:useLocalDpi xmlns:a14="http://schemas.microsoft.com/office/drawing/2010/main" val="0"/>
+                        </a:ext>
+                      </a:extLst>
+                    </a:blip>
+                    <a:stretch>
+                      <a:fillRect/>
+                    </a:stretch>
+                  </pic:blipFill>
+                  <pic:spPr>
+                    <a:xfrm>
+                      <a:off x="0" y="0"/>
+                      <a:ext cx="3419237" cy="2727525"/>
+                    </a:xfrm>
+                    <a:prstGeom prst="rect">
+                      <a:avLst/>
+                    </a:prstGeom>
+                    <a:ln>
+                      <a:solidFill>
+                        <a:schemeClr val="bg1">
+                          <a:lumMod val="75000"/>
+                        </a:schemeClr>
+                      </a:solidFill>
+                    </a:ln>
+                  </pic:spPr>
+                </pic:pic>
+              </a:graphicData>
+            </a:graphic>
+          </wp:inline>
+        </w:drawing>
       </w:r>
     </w:p>
     <w:p>
@@ -787,18 +1164,441 @@
         <w:pStyle w:val="ListParagraph"/>
         <w:numPr>
           <w:ilvl w:val="0"/>
-          <w:numId w:val="18"/>
+          <w:numId w:val="22"/>
         </w:numPr>
-        <w:spacing w:after="0"/>
-        <w:rPr>
-          <w:lang w:val="bg-BG"/>
-        </w:rPr>
-      </w:pPr>
-      <w:r>
-        <w:rPr>
-          <w:lang w:val="bg-BG"/>
-        </w:rPr>
-        <w:t>...</w:t>
+        <w:rPr>
+          <w:lang w:val="bg-BG"/>
+        </w:rPr>
+      </w:pPr>
+      <w:r>
+        <w:rPr>
+          <w:lang w:val="bg-BG"/>
+        </w:rPr>
+        <w:t xml:space="preserve">Отворете </w:t>
+      </w:r>
+      <w:r>
+        <w:rPr>
+          <w:b/>
+          <w:lang w:val="bg-BG"/>
+        </w:rPr>
+        <w:t>[</w:t>
+      </w:r>
+      <w:r>
+        <w:rPr>
+          <w:b/>
+          <w:lang w:val="en-GB"/>
+        </w:rPr>
+        <w:t>Appearance</w:t>
+      </w:r>
+      <w:r>
+        <w:rPr>
+          <w:b/>
+          <w:lang w:val="bg-BG"/>
+        </w:rPr>
+        <w:t>] → [</w:t>
+      </w:r>
+      <w:r>
+        <w:rPr>
+          <w:b/>
+          <w:lang w:val="en-GB"/>
+        </w:rPr>
+        <w:t>Editor</w:t>
+      </w:r>
+      <w:r>
+        <w:rPr>
+          <w:b/>
+          <w:lang w:val="bg-BG"/>
+        </w:rPr>
+        <w:t>]</w:t>
+      </w:r>
+      <w:r>
+        <w:rPr>
+          <w:lang w:val="bg-BG"/>
+        </w:rPr>
+        <w:t>.</w:t>
+      </w:r>
+    </w:p>
+    <w:p>
+      <w:pPr>
+        <w:rPr>
+          <w:lang w:val="bg-BG"/>
+        </w:rPr>
+      </w:pPr>
+      <w:r>
+        <w:rPr>
+          <w:noProof/>
+          <w:lang w:val="bg-BG"/>
+        </w:rPr>
+        <w:drawing>
+          <wp:inline distT="0" distB="0" distL="0" distR="0" wp14:anchorId="2767F768" wp14:editId="1B6DC836">
+            <wp:extent cx="2291316" cy="448513"/>
+            <wp:effectExtent l="12700" t="12700" r="7620" b="8890"/>
+            <wp:docPr id="1646181426" name="Picture 2"/>
+            <wp:cNvGraphicFramePr>
+              <a:graphicFrameLocks xmlns:a="http://schemas.openxmlformats.org/drawingml/2006/main" noChangeAspect="1"/>
+            </wp:cNvGraphicFramePr>
+            <a:graphic xmlns:a="http://schemas.openxmlformats.org/drawingml/2006/main">
+              <a:graphicData uri="http://schemas.openxmlformats.org/drawingml/2006/picture">
+                <pic:pic xmlns:pic="http://schemas.openxmlformats.org/drawingml/2006/picture">
+                  <pic:nvPicPr>
+                    <pic:cNvPr id="1646181426" name="Picture 2"/>
+                    <pic:cNvPicPr/>
+                  </pic:nvPicPr>
+                  <pic:blipFill>
+                    <a:blip r:embed="rId13" cstate="print">
+                      <a:extLst>
+                        <a:ext uri="{28A0092B-C50C-407E-A947-70E740481C1C}">
+                          <a14:useLocalDpi xmlns:a14="http://schemas.microsoft.com/office/drawing/2010/main" val="0"/>
+                        </a:ext>
+                      </a:extLst>
+                    </a:blip>
+                    <a:stretch>
+                      <a:fillRect/>
+                    </a:stretch>
+                  </pic:blipFill>
+                  <pic:spPr>
+                    <a:xfrm>
+                      <a:off x="0" y="0"/>
+                      <a:ext cx="2291316" cy="448513"/>
+                    </a:xfrm>
+                    <a:prstGeom prst="rect">
+                      <a:avLst/>
+                    </a:prstGeom>
+                    <a:ln>
+                      <a:solidFill>
+                        <a:schemeClr val="bg1">
+                          <a:lumMod val="75000"/>
+                        </a:schemeClr>
+                      </a:solidFill>
+                    </a:ln>
+                  </pic:spPr>
+                </pic:pic>
+              </a:graphicData>
+            </a:graphic>
+          </wp:inline>
+        </w:drawing>
+      </w:r>
+    </w:p>
+    <w:p>
+      <w:pPr>
+        <w:pStyle w:val="ListParagraph"/>
+        <w:numPr>
+          <w:ilvl w:val="0"/>
+          <w:numId w:val="22"/>
+        </w:numPr>
+        <w:rPr>
+          <w:lang w:val="bg-BG"/>
+        </w:rPr>
+      </w:pPr>
+      <w:r>
+        <w:rPr>
+          <w:lang w:val="bg-BG"/>
+        </w:rPr>
+        <w:t xml:space="preserve">Променете поне един достъпен елемент от дизайна, например </w:t>
+      </w:r>
+      <w:r>
+        <w:rPr>
+          <w:b/>
+          <w:lang w:val="bg-BG"/>
+        </w:rPr>
+        <w:t>цветове</w:t>
+      </w:r>
+      <w:r>
+        <w:rPr>
+          <w:lang w:val="bg-BG"/>
+        </w:rPr>
+        <w:t xml:space="preserve">, </w:t>
+      </w:r>
+      <w:r>
+        <w:rPr>
+          <w:b/>
+          <w:lang w:val="bg-BG"/>
+        </w:rPr>
+        <w:t>шрифтове</w:t>
+      </w:r>
+      <w:r>
+        <w:rPr>
+          <w:lang w:val="bg-BG"/>
+        </w:rPr>
+        <w:t xml:space="preserve">, </w:t>
+      </w:r>
+      <w:r>
+        <w:rPr>
+          <w:b/>
+          <w:lang w:val="bg-BG"/>
+        </w:rPr>
+        <w:t>навигация</w:t>
+      </w:r>
+      <w:r>
+        <w:rPr>
+          <w:lang w:val="bg-BG"/>
+        </w:rPr>
+        <w:t xml:space="preserve">, </w:t>
+      </w:r>
+      <w:r>
+        <w:rPr>
+          <w:b/>
+          <w:lang w:val="bg-BG"/>
+        </w:rPr>
+        <w:t>заглавна</w:t>
+      </w:r>
+      <w:r>
+        <w:rPr>
+          <w:lang w:val="bg-BG"/>
+        </w:rPr>
+        <w:t xml:space="preserve"> или </w:t>
+      </w:r>
+      <w:r>
+        <w:rPr>
+          <w:b/>
+          <w:lang w:val="bg-BG"/>
+        </w:rPr>
+        <w:t>долна част</w:t>
+      </w:r>
+      <w:r>
+        <w:rPr>
+          <w:lang w:val="bg-BG"/>
+        </w:rPr>
+        <w:t xml:space="preserve"> на сайта.</w:t>
+      </w:r>
+    </w:p>
+    <w:p>
+      <w:pPr>
+        <w:rPr>
+          <w:lang w:val="bg-BG"/>
+        </w:rPr>
+      </w:pPr>
+      <w:r>
+        <w:rPr>
+          <w:noProof/>
+          <w:lang w:val="bg-BG"/>
+        </w:rPr>
+        <w:drawing>
+          <wp:anchor distT="0" distB="0" distL="114300" distR="114300" simplePos="0" relativeHeight="251660288" behindDoc="0" locked="0" layoutInCell="1" allowOverlap="1" wp14:anchorId="03D97CDE" wp14:editId="0369843B">
+            <wp:simplePos x="0" y="0"/>
+            <wp:positionH relativeFrom="margin">
+              <wp:posOffset>4164965</wp:posOffset>
+            </wp:positionH>
+            <wp:positionV relativeFrom="margin">
+              <wp:posOffset>6522134</wp:posOffset>
+            </wp:positionV>
+            <wp:extent cx="1409700" cy="2034540"/>
+            <wp:effectExtent l="12700" t="12700" r="12700" b="10160"/>
+            <wp:wrapSquare wrapText="bothSides"/>
+            <wp:docPr id="487839347" name="Picture 9"/>
+            <wp:cNvGraphicFramePr>
+              <a:graphicFrameLocks xmlns:a="http://schemas.openxmlformats.org/drawingml/2006/main" noChangeAspect="1"/>
+            </wp:cNvGraphicFramePr>
+            <a:graphic xmlns:a="http://schemas.openxmlformats.org/drawingml/2006/main">
+              <a:graphicData uri="http://schemas.openxmlformats.org/drawingml/2006/picture">
+                <pic:pic xmlns:pic="http://schemas.openxmlformats.org/drawingml/2006/picture">
+                  <pic:nvPicPr>
+                    <pic:cNvPr id="487839347" name="Picture 487839347"/>
+                    <pic:cNvPicPr/>
+                  </pic:nvPicPr>
+                  <pic:blipFill>
+                    <a:blip r:embed="rId14" cstate="print">
+                      <a:extLst>
+                        <a:ext uri="{28A0092B-C50C-407E-A947-70E740481C1C}">
+                          <a14:useLocalDpi xmlns:a14="http://schemas.microsoft.com/office/drawing/2010/main" val="0"/>
+                        </a:ext>
+                      </a:extLst>
+                    </a:blip>
+                    <a:stretch>
+                      <a:fillRect/>
+                    </a:stretch>
+                  </pic:blipFill>
+                  <pic:spPr>
+                    <a:xfrm>
+                      <a:off x="0" y="0"/>
+                      <a:ext cx="1409700" cy="2034540"/>
+                    </a:xfrm>
+                    <a:prstGeom prst="rect">
+                      <a:avLst/>
+                    </a:prstGeom>
+                    <a:ln>
+                      <a:solidFill>
+                        <a:schemeClr val="bg1">
+                          <a:lumMod val="75000"/>
+                        </a:schemeClr>
+                      </a:solidFill>
+                    </a:ln>
+                  </pic:spPr>
+                </pic:pic>
+              </a:graphicData>
+            </a:graphic>
+            <wp14:sizeRelH relativeFrom="margin">
+              <wp14:pctWidth>0</wp14:pctWidth>
+            </wp14:sizeRelH>
+            <wp14:sizeRelV relativeFrom="margin">
+              <wp14:pctHeight>0</wp14:pctHeight>
+            </wp14:sizeRelV>
+          </wp:anchor>
+        </w:drawing>
+      </w:r>
+      <w:r>
+        <w:rPr>
+          <w:noProof/>
+        </w:rPr>
+        <mc:AlternateContent>
+          <mc:Choice Requires="wps">
+            <w:drawing>
+              <wp:anchor distT="0" distB="0" distL="114300" distR="114300" simplePos="0" relativeHeight="251659264" behindDoc="0" locked="0" layoutInCell="1" allowOverlap="1" wp14:anchorId="4CEE2923" wp14:editId="33F4C3B2">
+                <wp:simplePos x="0" y="0"/>
+                <wp:positionH relativeFrom="column">
+                  <wp:posOffset>2936631</wp:posOffset>
+                </wp:positionH>
+                <wp:positionV relativeFrom="paragraph">
+                  <wp:posOffset>727075</wp:posOffset>
+                </wp:positionV>
+                <wp:extent cx="922482" cy="689841"/>
+                <wp:effectExtent l="12700" t="38100" r="17780" b="34290"/>
+                <wp:wrapNone/>
+                <wp:docPr id="1966454879" name="Arrow: Right 10"/>
+                <wp:cNvGraphicFramePr/>
+                <a:graphic xmlns:a="http://schemas.openxmlformats.org/drawingml/2006/main">
+                  <a:graphicData uri="http://schemas.microsoft.com/office/word/2010/wordprocessingShape">
+                    <wps:wsp>
+                      <wps:cNvSpPr/>
+                      <wps:spPr>
+                        <a:xfrm>
+                          <a:off x="0" y="0"/>
+                          <a:ext cx="922482" cy="689841"/>
+                        </a:xfrm>
+                        <a:prstGeom prst="rightArrow">
+                          <a:avLst/>
+                        </a:prstGeom>
+                        <a:solidFill>
+                          <a:srgbClr val="234465"/>
+                        </a:solidFill>
+                        <a:ln w="25400" cap="flat" cmpd="sng" algn="ctr">
+                          <a:solidFill>
+                            <a:srgbClr val="234465"/>
+                          </a:solidFill>
+                          <a:prstDash val="solid"/>
+                        </a:ln>
+                        <a:effectLst/>
+                      </wps:spPr>
+                      <wps:bodyPr rtlCol="0" anchor="ctr"/>
+                    </wps:wsp>
+                  </a:graphicData>
+                </a:graphic>
+                <wp14:sizeRelH relativeFrom="margin">
+                  <wp14:pctWidth>0</wp14:pctWidth>
+                </wp14:sizeRelH>
+                <wp14:sizeRelV relativeFrom="margin">
+                  <wp14:pctHeight>0</wp14:pctHeight>
+                </wp14:sizeRelV>
+              </wp:anchor>
+            </w:drawing>
+          </mc:Choice>
+          <mc:Fallback>
+            <w:pict>
+              <v:shapetype w14:anchorId="05B8E7B8" id="_x0000_t13" coordsize="21600,21600" o:spt="13" adj="16200,5400" path="m@0,l@0@1,0@1,0@2@0@2@0,21600,21600,10800xe">
+                <v:stroke joinstyle="miter"/>
+                <v:formulas>
+                  <v:f eqn="val #0"/>
+                  <v:f eqn="val #1"/>
+                  <v:f eqn="sum height 0 #1"/>
+                  <v:f eqn="sum 10800 0 #1"/>
+                  <v:f eqn="sum width 0 #0"/>
+                  <v:f eqn="prod @4 @3 10800"/>
+                  <v:f eqn="sum width 0 @5"/>
+                </v:formulas>
+                <v:path o:connecttype="custom" o:connectlocs="@0,0;0,10800;@0,21600;21600,10800" o:connectangles="270,180,90,0" textboxrect="0,@1,@6,@2"/>
+                <v:handles>
+                  <v:h position="#0,#1" xrange="0,21600" yrange="0,10800"/>
+                </v:handles>
+              </v:shapetype>
+              <v:shape id="Arrow: Right 10" o:spid="_x0000_s1026" type="#_x0000_t13" style="position:absolute;margin-left:231.25pt;margin-top:57.25pt;width:72.65pt;height:54.3pt;z-index:251659264;visibility:visible;mso-wrap-style:square;mso-width-percent:0;mso-height-percent:0;mso-wrap-distance-left:9pt;mso-wrap-distance-top:0;mso-wrap-distance-right:9pt;mso-wrap-distance-bottom:0;mso-position-horizontal:absolute;mso-position-horizontal-relative:text;mso-position-vertical:absolute;mso-position-vertical-relative:text;mso-width-percent:0;mso-height-percent:0;mso-width-relative:margin;mso-height-relative:margin;v-text-anchor:middle" o:gfxdata="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" adj="13524" fillcolor="#234465" strokecolor="#234465" strokeweight="2pt"/>
+            </w:pict>
+          </mc:Fallback>
+        </mc:AlternateContent>
+      </w:r>
+      <w:r>
+        <w:rPr>
+          <w:noProof/>
+          <w:lang w:val="bg-BG"/>
+        </w:rPr>
+        <w:drawing>
+          <wp:inline distT="0" distB="0" distL="0" distR="0" wp14:anchorId="3CF8362D" wp14:editId="1F365BB9">
+            <wp:extent cx="2739826" cy="2039816"/>
+            <wp:effectExtent l="12700" t="12700" r="16510" b="17780"/>
+            <wp:docPr id="269323288" name="Picture 8"/>
+            <wp:cNvGraphicFramePr>
+              <a:graphicFrameLocks xmlns:a="http://schemas.openxmlformats.org/drawingml/2006/main" noChangeAspect="1"/>
+            </wp:cNvGraphicFramePr>
+            <a:graphic xmlns:a="http://schemas.openxmlformats.org/drawingml/2006/main">
+              <a:graphicData uri="http://schemas.openxmlformats.org/drawingml/2006/picture">
+                <pic:pic xmlns:pic="http://schemas.openxmlformats.org/drawingml/2006/picture">
+                  <pic:nvPicPr>
+                    <pic:cNvPr id="269323288" name="Picture 269323288"/>
+                    <pic:cNvPicPr/>
+                  </pic:nvPicPr>
+                  <pic:blipFill>
+                    <a:blip r:embed="rId15" cstate="print">
+                      <a:extLst>
+                        <a:ext uri="{28A0092B-C50C-407E-A947-70E740481C1C}">
+                          <a14:useLocalDpi xmlns:a14="http://schemas.microsoft.com/office/drawing/2010/main" val="0"/>
+                        </a:ext>
+                      </a:extLst>
+                    </a:blip>
+                    <a:stretch>
+                      <a:fillRect/>
+                    </a:stretch>
+                  </pic:blipFill>
+                  <pic:spPr>
+                    <a:xfrm>
+                      <a:off x="0" y="0"/>
+                      <a:ext cx="2854643" cy="2125298"/>
+                    </a:xfrm>
+                    <a:prstGeom prst="rect">
+                      <a:avLst/>
+                    </a:prstGeom>
+                    <a:ln>
+                      <a:solidFill>
+                        <a:schemeClr val="bg1">
+                          <a:lumMod val="75000"/>
+                        </a:schemeClr>
+                      </a:solidFill>
+                    </a:ln>
+                  </pic:spPr>
+                </pic:pic>
+              </a:graphicData>
+            </a:graphic>
+          </wp:inline>
+        </w:drawing>
+      </w:r>
+    </w:p>
+    <w:p>
+      <w:pPr>
+        <w:pStyle w:val="ListParagraph"/>
+        <w:numPr>
+          <w:ilvl w:val="0"/>
+          <w:numId w:val="22"/>
+        </w:numPr>
+        <w:rPr>
+          <w:lang w:val="bg-BG"/>
+        </w:rPr>
+      </w:pPr>
+      <w:r>
+        <w:rPr>
+          <w:lang w:val="bg-BG"/>
+        </w:rPr>
+        <w:t xml:space="preserve">Запазете направените </w:t>
+      </w:r>
+      <w:r>
+        <w:rPr>
+          <w:b/>
+          <w:lang w:val="bg-BG"/>
+        </w:rPr>
+        <w:t>промени</w:t>
+      </w:r>
+      <w:r>
+        <w:rPr>
+          <w:lang w:val="bg-BG"/>
+        </w:rPr>
+        <w:t>.</w:t>
       </w:r>
     </w:p>
     <w:p>
@@ -816,7 +1616,8 @@
         <w:rPr>
           <w:lang w:val="bg-BG"/>
         </w:rPr>
-        <w:t>Добавяне на функционалност</w:t>
+        <w:lastRenderedPageBreak/>
+        <w:t>Преглед на добавки</w:t>
       </w:r>
     </w:p>
     <w:p>
@@ -824,9 +1625,8 @@
         <w:pStyle w:val="ListParagraph"/>
         <w:numPr>
           <w:ilvl w:val="0"/>
-          <w:numId w:val="17"/>
+          <w:numId w:val="23"/>
         </w:numPr>
-        <w:spacing w:after="0"/>
         <w:ind w:left="360"/>
         <w:rPr>
           <w:lang w:val="bg-BG"/>
@@ -836,13 +1636,382 @@
         <w:rPr>
           <w:lang w:val="bg-BG"/>
         </w:rPr>
-        <w:t>..</w:t>
+        <w:t xml:space="preserve">Отворете </w:t>
+      </w:r>
+      <w:r>
+        <w:rPr>
+          <w:b/>
+          <w:lang w:val="bg-BG"/>
+        </w:rPr>
+        <w:t>[</w:t>
+      </w:r>
+      <w:r>
+        <w:rPr>
+          <w:b/>
+          <w:lang w:val="en-GB"/>
+        </w:rPr>
+        <w:t>Plugins</w:t>
+      </w:r>
+      <w:r>
+        <w:rPr>
+          <w:b/>
+          <w:lang w:val="bg-BG"/>
+        </w:rPr>
+        <w:t>]</w:t>
       </w:r>
       <w:r>
         <w:rPr>
           <w:lang w:val="bg-BG"/>
         </w:rPr>
         <w:t>.</w:t>
+      </w:r>
+    </w:p>
+    <w:p>
+      <w:pPr>
+        <w:rPr>
+          <w:lang w:val="bg-BG"/>
+        </w:rPr>
+      </w:pPr>
+      <w:r>
+        <w:rPr>
+          <w:noProof/>
+          <w:lang w:val="bg-BG"/>
+        </w:rPr>
+        <w:drawing>
+          <wp:inline distT="0" distB="0" distL="0" distR="0" wp14:anchorId="080DFF25" wp14:editId="62A86BDA">
+            <wp:extent cx="1398362" cy="712177"/>
+            <wp:effectExtent l="12700" t="12700" r="11430" b="12065"/>
+            <wp:docPr id="1838569366" name="Picture 3"/>
+            <wp:cNvGraphicFramePr>
+              <a:graphicFrameLocks xmlns:a="http://schemas.openxmlformats.org/drawingml/2006/main" noChangeAspect="1"/>
+            </wp:cNvGraphicFramePr>
+            <a:graphic xmlns:a="http://schemas.openxmlformats.org/drawingml/2006/main">
+              <a:graphicData uri="http://schemas.openxmlformats.org/drawingml/2006/picture">
+                <pic:pic xmlns:pic="http://schemas.openxmlformats.org/drawingml/2006/picture">
+                  <pic:nvPicPr>
+                    <pic:cNvPr id="1838569366" name="Picture 1838569366"/>
+                    <pic:cNvPicPr/>
+                  </pic:nvPicPr>
+                  <pic:blipFill>
+                    <a:blip r:embed="rId16" cstate="print">
+                      <a:extLst>
+                        <a:ext uri="{28A0092B-C50C-407E-A947-70E740481C1C}">
+                          <a14:useLocalDpi xmlns:a14="http://schemas.microsoft.com/office/drawing/2010/main" val="0"/>
+                        </a:ext>
+                      </a:extLst>
+                    </a:blip>
+                    <a:stretch>
+                      <a:fillRect/>
+                    </a:stretch>
+                  </pic:blipFill>
+                  <pic:spPr>
+                    <a:xfrm>
+                      <a:off x="0" y="0"/>
+                      <a:ext cx="1443336" cy="735082"/>
+                    </a:xfrm>
+                    <a:prstGeom prst="rect">
+                      <a:avLst/>
+                    </a:prstGeom>
+                    <a:ln>
+                      <a:solidFill>
+                        <a:schemeClr val="bg1">
+                          <a:lumMod val="75000"/>
+                        </a:schemeClr>
+                      </a:solidFill>
+                    </a:ln>
+                  </pic:spPr>
+                </pic:pic>
+              </a:graphicData>
+            </a:graphic>
+          </wp:inline>
+        </w:drawing>
+      </w:r>
+    </w:p>
+    <w:p>
+      <w:pPr>
+        <w:pStyle w:val="ListParagraph"/>
+        <w:numPr>
+          <w:ilvl w:val="0"/>
+          <w:numId w:val="23"/>
+        </w:numPr>
+        <w:ind w:left="360"/>
+        <w:rPr>
+          <w:lang w:val="bg-BG"/>
+        </w:rPr>
+      </w:pPr>
+      <w:r>
+        <w:rPr>
+          <w:lang w:val="bg-BG"/>
+        </w:rPr>
+        <w:t>Потърсете добавка, която би била полезна за вашия уеб сайт</w:t>
+      </w:r>
+      <w:r>
+        <w:rPr>
+          <w:lang w:val="bg-BG"/>
+        </w:rPr>
+        <w:t xml:space="preserve"> </w:t>
+      </w:r>
+      <w:r>
+        <w:t>(</w:t>
+      </w:r>
+      <w:r>
+        <w:rPr>
+          <w:lang w:val="bg-BG"/>
+        </w:rPr>
+        <w:t>напр. за</w:t>
+      </w:r>
+      <w:r>
+        <w:rPr>
+          <w:lang w:val="bg-BG"/>
+        </w:rPr>
+        <w:t xml:space="preserve"> </w:t>
+      </w:r>
+      <w:r>
+        <w:rPr>
+          <w:b/>
+          <w:lang w:val="bg-BG"/>
+        </w:rPr>
+        <w:t>контактна форма</w:t>
+      </w:r>
+      <w:r>
+        <w:rPr>
+          <w:lang w:val="bg-BG"/>
+        </w:rPr>
+        <w:t xml:space="preserve">, </w:t>
+      </w:r>
+      <w:r>
+        <w:rPr>
+          <w:b/>
+          <w:lang w:val="bg-BG"/>
+        </w:rPr>
+        <w:t>галерия</w:t>
+      </w:r>
+      <w:r>
+        <w:rPr>
+          <w:lang w:val="bg-BG"/>
+        </w:rPr>
+        <w:t xml:space="preserve">, </w:t>
+      </w:r>
+      <w:r>
+        <w:rPr>
+          <w:b/>
+          <w:lang w:val="bg-BG"/>
+        </w:rPr>
+        <w:t>SEO</w:t>
+      </w:r>
+      <w:r>
+        <w:rPr>
+          <w:lang w:val="bg-BG"/>
+        </w:rPr>
+        <w:t xml:space="preserve"> или </w:t>
+      </w:r>
+      <w:r>
+        <w:rPr>
+          <w:b/>
+          <w:lang w:val="bg-BG"/>
+        </w:rPr>
+        <w:t>архивиране</w:t>
+      </w:r>
+      <w:r>
+        <w:rPr>
+          <w:bCs/>
+        </w:rPr>
+        <w:t>)</w:t>
+      </w:r>
+      <w:r>
+        <w:rPr>
+          <w:lang w:val="bg-BG"/>
+        </w:rPr>
+        <w:t xml:space="preserve"> и</w:t>
+      </w:r>
+      <w:r>
+        <w:rPr>
+          <w:lang w:val="bg-BG"/>
+        </w:rPr>
+        <w:t xml:space="preserve"> </w:t>
+      </w:r>
+      <w:r>
+        <w:rPr>
+          <w:lang w:val="bg-BG"/>
+        </w:rPr>
+        <w:t>п</w:t>
+      </w:r>
+      <w:r>
+        <w:rPr>
+          <w:lang w:val="bg-BG"/>
+        </w:rPr>
+        <w:t xml:space="preserve">регледайте нейното </w:t>
+      </w:r>
+      <w:r>
+        <w:rPr>
+          <w:b/>
+          <w:lang w:val="bg-BG"/>
+        </w:rPr>
+        <w:t>предназначение</w:t>
+      </w:r>
+      <w:r>
+        <w:rPr>
+          <w:lang w:val="bg-BG"/>
+        </w:rPr>
+        <w:t xml:space="preserve"> и </w:t>
+      </w:r>
+      <w:r>
+        <w:rPr>
+          <w:b/>
+          <w:lang w:val="bg-BG"/>
+        </w:rPr>
+        <w:t>възможности</w:t>
+      </w:r>
+      <w:r>
+        <w:rPr>
+          <w:lang w:val="bg-BG"/>
+        </w:rPr>
+        <w:t>.</w:t>
+      </w:r>
+    </w:p>
+    <w:p>
+      <w:pPr>
+        <w:rPr>
+          <w:lang w:val="bg-BG"/>
+        </w:rPr>
+      </w:pPr>
+      <w:r>
+        <w:rPr>
+          <w:noProof/>
+          <w:lang w:val="bg-BG"/>
+        </w:rPr>
+        <w:drawing>
+          <wp:inline distT="0" distB="0" distL="0" distR="0" wp14:anchorId="33EE7A9D" wp14:editId="0C226982">
+            <wp:extent cx="3316232" cy="1728177"/>
+            <wp:effectExtent l="12700" t="12700" r="11430" b="12065"/>
+            <wp:docPr id="672619935" name="Picture 7"/>
+            <wp:cNvGraphicFramePr>
+              <a:graphicFrameLocks xmlns:a="http://schemas.openxmlformats.org/drawingml/2006/main" noChangeAspect="1"/>
+            </wp:cNvGraphicFramePr>
+            <a:graphic xmlns:a="http://schemas.openxmlformats.org/drawingml/2006/main">
+              <a:graphicData uri="http://schemas.openxmlformats.org/drawingml/2006/picture">
+                <pic:pic xmlns:pic="http://schemas.openxmlformats.org/drawingml/2006/picture">
+                  <pic:nvPicPr>
+                    <pic:cNvPr id="672619935" name="Picture 672619935"/>
+                    <pic:cNvPicPr/>
+                  </pic:nvPicPr>
+                  <pic:blipFill>
+                    <a:blip r:embed="rId17" cstate="print">
+                      <a:extLst>
+                        <a:ext uri="{28A0092B-C50C-407E-A947-70E740481C1C}">
+                          <a14:useLocalDpi xmlns:a14="http://schemas.microsoft.com/office/drawing/2010/main" val="0"/>
+                        </a:ext>
+                      </a:extLst>
+                    </a:blip>
+                    <a:stretch>
+                      <a:fillRect/>
+                    </a:stretch>
+                  </pic:blipFill>
+                  <pic:spPr>
+                    <a:xfrm>
+                      <a:off x="0" y="0"/>
+                      <a:ext cx="3330458" cy="1735590"/>
+                    </a:xfrm>
+                    <a:prstGeom prst="rect">
+                      <a:avLst/>
+                    </a:prstGeom>
+                    <a:ln>
+                      <a:solidFill>
+                        <a:schemeClr val="bg1">
+                          <a:lumMod val="75000"/>
+                        </a:schemeClr>
+                      </a:solidFill>
+                    </a:ln>
+                  </pic:spPr>
+                </pic:pic>
+              </a:graphicData>
+            </a:graphic>
+          </wp:inline>
+        </w:drawing>
+      </w:r>
+    </w:p>
+    <w:p>
+      <w:pPr>
+        <w:pStyle w:val="ListParagraph"/>
+        <w:numPr>
+          <w:ilvl w:val="0"/>
+          <w:numId w:val="23"/>
+        </w:numPr>
+        <w:ind w:left="360"/>
+        <w:rPr>
+          <w:lang w:val="bg-BG"/>
+        </w:rPr>
+      </w:pPr>
+      <w:r>
+        <w:rPr>
+          <w:lang w:val="bg-BG"/>
+        </w:rPr>
+        <w:t xml:space="preserve">Запишете </w:t>
+      </w:r>
+      <w:r>
+        <w:rPr>
+          <w:b/>
+          <w:lang w:val="bg-BG"/>
+        </w:rPr>
+        <w:t>името на избраната добавка</w:t>
+      </w:r>
+      <w:r>
+        <w:rPr>
+          <w:lang w:val="bg-BG"/>
+        </w:rPr>
+        <w:t xml:space="preserve"> и каква функционалност би добавила към сайта.</w:t>
+      </w:r>
+    </w:p>
+    <w:p>
+      <w:pPr>
+        <w:rPr>
+          <w:lang w:val="bg-BG"/>
+        </w:rPr>
+      </w:pPr>
+    </w:p>
+    <w:p>
+      <w:pPr>
+        <w:pStyle w:val="ListParagraph"/>
+        <w:ind w:left="0"/>
+        <w:rPr>
+          <w:i/>
+          <w:iCs/>
+          <w:lang w:val="bg-BG"/>
+        </w:rPr>
+      </w:pPr>
+      <w:r>
+        <w:rPr>
+          <w:b/>
+          <w:i/>
+          <w:iCs/>
+          <w:lang w:val="bg-BG"/>
+        </w:rPr>
+        <w:t xml:space="preserve">Важно: </w:t>
+      </w:r>
+      <w:r>
+        <w:rPr>
+          <w:i/>
+          <w:iCs/>
+          <w:lang w:val="bg-BG"/>
+        </w:rPr>
+        <w:t xml:space="preserve">При безплатния план на WordPress.com допълнителните добавки могат да се разглеждат, но инсталирането им изисква надграждане на плана. </w:t>
+      </w:r>
+      <w:r>
+        <w:rPr>
+          <w:b/>
+          <w:i/>
+          <w:iCs/>
+          <w:lang w:val="bg-BG"/>
+        </w:rPr>
+        <w:t>Не надграждайте плана</w:t>
+      </w:r>
+      <w:r>
+        <w:rPr>
+          <w:i/>
+          <w:iCs/>
+          <w:lang w:val="bg-BG"/>
+        </w:rPr>
+        <w:t xml:space="preserve"> за изпълнение на упражнението.</w:t>
       </w:r>
     </w:p>
     <w:p>
@@ -868,23 +2037,121 @@
         <w:pStyle w:val="ListParagraph"/>
         <w:numPr>
           <w:ilvl w:val="0"/>
-          <w:numId w:val="20"/>
+          <w:numId w:val="24"/>
         </w:numPr>
-        <w:spacing w:after="0"/>
-        <w:rPr>
-          <w:lang w:val="bg-BG"/>
-        </w:rPr>
-      </w:pPr>
-      <w:r>
-        <w:rPr>
-          <w:lang w:val="bg-BG"/>
-        </w:rPr>
-        <w:t>...</w:t>
+        <w:rPr>
+          <w:lang w:val="bg-BG"/>
+        </w:rPr>
+      </w:pPr>
+      <w:r>
+        <w:rPr>
+          <w:lang w:val="bg-BG"/>
+        </w:rPr>
+        <w:t xml:space="preserve">Отворете </w:t>
+      </w:r>
+      <w:r>
+        <w:rPr>
+          <w:b/>
+          <w:lang w:val="bg-BG"/>
+        </w:rPr>
+        <w:t>публичната част</w:t>
+      </w:r>
+      <w:r>
+        <w:rPr>
+          <w:lang w:val="bg-BG"/>
+        </w:rPr>
+        <w:t xml:space="preserve"> на уеб сайта</w:t>
+      </w:r>
+      <w:r>
+        <w:rPr>
+          <w:lang w:val="bg-BG"/>
+        </w:rPr>
+        <w:t xml:space="preserve"> и п</w:t>
+      </w:r>
+      <w:r>
+        <w:rPr>
+          <w:lang w:val="bg-BG"/>
+        </w:rPr>
+        <w:t xml:space="preserve">роверете дали създадените </w:t>
+      </w:r>
+      <w:r>
+        <w:rPr>
+          <w:b/>
+          <w:lang w:val="bg-BG"/>
+        </w:rPr>
+        <w:t>страници, публикации и медийно съдържание</w:t>
+      </w:r>
+      <w:r>
+        <w:rPr>
+          <w:lang w:val="bg-BG"/>
+        </w:rPr>
+        <w:t xml:space="preserve"> са запазени след смяната на темата.</w:t>
+      </w:r>
+    </w:p>
+    <w:p>
+      <w:pPr>
+        <w:rPr>
+          <w:lang w:val="bg-BG"/>
+        </w:rPr>
+      </w:pPr>
+      <w:r>
+        <w:rPr>
+          <w:noProof/>
+          <w:lang w:val="bg-BG"/>
+        </w:rPr>
+        <w:drawing>
+          <wp:inline distT="0" distB="0" distL="0" distR="0" wp14:anchorId="00F56300" wp14:editId="4B744300">
+            <wp:extent cx="6626225" cy="3409950"/>
+            <wp:effectExtent l="12700" t="12700" r="15875" b="19050"/>
+            <wp:docPr id="318458438" name="Picture 10"/>
+            <wp:cNvGraphicFramePr>
+              <a:graphicFrameLocks xmlns:a="http://schemas.openxmlformats.org/drawingml/2006/main" noChangeAspect="1"/>
+            </wp:cNvGraphicFramePr>
+            <a:graphic xmlns:a="http://schemas.openxmlformats.org/drawingml/2006/main">
+              <a:graphicData uri="http://schemas.openxmlformats.org/drawingml/2006/picture">
+                <pic:pic xmlns:pic="http://schemas.openxmlformats.org/drawingml/2006/picture">
+                  <pic:nvPicPr>
+                    <pic:cNvPr id="318458438" name="Picture 318458438"/>
+                    <pic:cNvPicPr/>
+                  </pic:nvPicPr>
+                  <pic:blipFill>
+                    <a:blip r:embed="rId18" cstate="print">
+                      <a:extLst>
+                        <a:ext uri="{28A0092B-C50C-407E-A947-70E740481C1C}">
+                          <a14:useLocalDpi xmlns:a14="http://schemas.microsoft.com/office/drawing/2010/main" val="0"/>
+                        </a:ext>
+                      </a:extLst>
+                    </a:blip>
+                    <a:stretch>
+                      <a:fillRect/>
+                    </a:stretch>
+                  </pic:blipFill>
+                  <pic:spPr>
+                    <a:xfrm>
+                      <a:off x="0" y="0"/>
+                      <a:ext cx="6626225" cy="3409950"/>
+                    </a:xfrm>
+                    <a:prstGeom prst="rect">
+                      <a:avLst/>
+                    </a:prstGeom>
+                    <a:ln>
+                      <a:solidFill>
+                        <a:schemeClr val="bg1">
+                          <a:lumMod val="75000"/>
+                        </a:schemeClr>
+                      </a:solidFill>
+                    </a:ln>
+                  </pic:spPr>
+                </pic:pic>
+              </a:graphicData>
+            </a:graphic>
+          </wp:inline>
+        </w:drawing>
       </w:r>
     </w:p>
     <w:sectPr>
-      <w:headerReference w:type="default" r:id="rId9"/>
-      <w:footerReference w:type="default" r:id="rId10"/>
+      <w:headerReference w:type="default" r:id="rId19"/>
+      <w:footerReference w:type="default" r:id="rId20"/>
       <w:pgSz w:w="11909" w:h="16834" w:code="9"/>
       <w:pgMar w:top="567" w:right="737" w:bottom="680" w:left="737" w:header="567" w:footer="510" w:gutter="0"/>
       <w:cols w:space="720"/>
@@ -2503,6 +3770,95 @@
     </w:lvl>
   </w:abstractNum>
   <w:abstractNum w:abstractNumId="4" w15:restartNumberingAfterBreak="0">
+    <w:nsid w:val="1794316F"/>
+    <w:multiLevelType w:val="hybridMultilevel"/>
+    <w:tmpl w:val="4B0A3D2E"/>
+    <w:lvl w:ilvl="0" w:tplc="0809000F">
+      <w:start w:val="1"/>
+      <w:numFmt w:val="decimal"/>
+      <w:lvlText w:val="%1."/>
+      <w:lvlJc w:val="left"/>
+      <w:pPr>
+        <w:ind w:left="360" w:hanging="360"/>
+      </w:pPr>
+      <w:rPr>
+        <w:rFonts w:hint="default"/>
+      </w:rPr>
+    </w:lvl>
+    <w:lvl w:ilvl="1" w:tplc="08090019" w:tentative="1">
+      <w:start w:val="1"/>
+      <w:numFmt w:val="lowerLetter"/>
+      <w:lvlText w:val="%2."/>
+      <w:lvlJc w:val="left"/>
+      <w:pPr>
+        <w:ind w:left="1080" w:hanging="360"/>
+      </w:pPr>
+    </w:lvl>
+    <w:lvl w:ilvl="2" w:tplc="0809001B" w:tentative="1">
+      <w:start w:val="1"/>
+      <w:numFmt w:val="lowerRoman"/>
+      <w:lvlText w:val="%3."/>
+      <w:lvlJc w:val="right"/>
+      <w:pPr>
+        <w:ind w:left="1800" w:hanging="180"/>
+      </w:pPr>
+    </w:lvl>
+    <w:lvl w:ilvl="3" w:tplc="0809000F" w:tentative="1">
+      <w:start w:val="1"/>
+      <w:numFmt w:val="decimal"/>
+      <w:lvlText w:val="%4."/>
+      <w:lvlJc w:val="left"/>
+      <w:pPr>
+        <w:ind w:left="2520" w:hanging="360"/>
+      </w:pPr>
+    </w:lvl>
+    <w:lvl w:ilvl="4" w:tplc="08090019" w:tentative="1">
+      <w:start w:val="1"/>
+      <w:numFmt w:val="lowerLetter"/>
+      <w:lvlText w:val="%5."/>
+      <w:lvlJc w:val="left"/>
+      <w:pPr>
+        <w:ind w:left="3240" w:hanging="360"/>
+      </w:pPr>
+    </w:lvl>
+    <w:lvl w:ilvl="5" w:tplc="0809001B" w:tentative="1">
+      <w:start w:val="1"/>
+      <w:numFmt w:val="lowerRoman"/>
+      <w:lvlText w:val="%6."/>
+      <w:lvlJc w:val="right"/>
+      <w:pPr>
+        <w:ind w:left="3960" w:hanging="180"/>
+      </w:pPr>
+    </w:lvl>
+    <w:lvl w:ilvl="6" w:tplc="0809000F" w:tentative="1">
+      <w:start w:val="1"/>
+      <w:numFmt w:val="decimal"/>
+      <w:lvlText w:val="%7."/>
+      <w:lvlJc w:val="left"/>
+      <w:pPr>
+        <w:ind w:left="4680" w:hanging="360"/>
+      </w:pPr>
+    </w:lvl>
+    <w:lvl w:ilvl="7" w:tplc="08090019" w:tentative="1">
+      <w:start w:val="1"/>
+      <w:numFmt w:val="lowerLetter"/>
+      <w:lvlText w:val="%8."/>
+      <w:lvlJc w:val="left"/>
+      <w:pPr>
+        <w:ind w:left="5400" w:hanging="360"/>
+      </w:pPr>
+    </w:lvl>
+    <w:lvl w:ilvl="8" w:tplc="0809001B" w:tentative="1">
+      <w:start w:val="1"/>
+      <w:numFmt w:val="lowerRoman"/>
+      <w:lvlText w:val="%9."/>
+      <w:lvlJc w:val="right"/>
+      <w:pPr>
+        <w:ind w:left="6120" w:hanging="180"/>
+      </w:pPr>
+    </w:lvl>
+  </w:abstractNum>
+  <w:abstractNum w:abstractNumId="5" w15:restartNumberingAfterBreak="0">
     <w:nsid w:val="1CD7283D"/>
     <w:multiLevelType w:val="hybridMultilevel"/>
     <w:tmpl w:val="CE7ABE38"/>
@@ -2642,7 +3998,7 @@
       </w:rPr>
     </w:lvl>
   </w:abstractNum>
-  <w:abstractNum w:abstractNumId="5" w15:restartNumberingAfterBreak="0">
+  <w:abstractNum w:abstractNumId="6" w15:restartNumberingAfterBreak="0">
     <w:nsid w:val="1FB7566F"/>
     <w:multiLevelType w:val="hybridMultilevel"/>
     <w:tmpl w:val="9C3E6FFC"/>
@@ -2731,7 +4087,185 @@
       </w:pPr>
     </w:lvl>
   </w:abstractNum>
-  <w:abstractNum w:abstractNumId="6" w15:restartNumberingAfterBreak="0">
+  <w:abstractNum w:abstractNumId="7" w15:restartNumberingAfterBreak="0">
+    <w:nsid w:val="2C0E4A33"/>
+    <w:multiLevelType w:val="hybridMultilevel"/>
+    <w:tmpl w:val="EFDED664"/>
+    <w:lvl w:ilvl="0" w:tplc="0809000F">
+      <w:start w:val="1"/>
+      <w:numFmt w:val="decimal"/>
+      <w:lvlText w:val="%1."/>
+      <w:lvlJc w:val="left"/>
+      <w:pPr>
+        <w:ind w:left="720" w:hanging="360"/>
+      </w:pPr>
+      <w:rPr>
+        <w:rFonts w:hint="default"/>
+      </w:rPr>
+    </w:lvl>
+    <w:lvl w:ilvl="1" w:tplc="08090019" w:tentative="1">
+      <w:start w:val="1"/>
+      <w:numFmt w:val="lowerLetter"/>
+      <w:lvlText w:val="%2."/>
+      <w:lvlJc w:val="left"/>
+      <w:pPr>
+        <w:ind w:left="1440" w:hanging="360"/>
+      </w:pPr>
+    </w:lvl>
+    <w:lvl w:ilvl="2" w:tplc="0809001B" w:tentative="1">
+      <w:start w:val="1"/>
+      <w:numFmt w:val="lowerRoman"/>
+      <w:lvlText w:val="%3."/>
+      <w:lvlJc w:val="right"/>
+      <w:pPr>
+        <w:ind w:left="2160" w:hanging="180"/>
+      </w:pPr>
+    </w:lvl>
+    <w:lvl w:ilvl="3" w:tplc="0809000F" w:tentative="1">
+      <w:start w:val="1"/>
+      <w:numFmt w:val="decimal"/>
+      <w:lvlText w:val="%4."/>
+      <w:lvlJc w:val="left"/>
+      <w:pPr>
+        <w:ind w:left="2880" w:hanging="360"/>
+      </w:pPr>
+    </w:lvl>
+    <w:lvl w:ilvl="4" w:tplc="08090019" w:tentative="1">
+      <w:start w:val="1"/>
+      <w:numFmt w:val="lowerLetter"/>
+      <w:lvlText w:val="%5."/>
+      <w:lvlJc w:val="left"/>
+      <w:pPr>
+        <w:ind w:left="3600" w:hanging="360"/>
+      </w:pPr>
+    </w:lvl>
+    <w:lvl w:ilvl="5" w:tplc="0809001B" w:tentative="1">
+      <w:start w:val="1"/>
+      <w:numFmt w:val="lowerRoman"/>
+      <w:lvlText w:val="%6."/>
+      <w:lvlJc w:val="right"/>
+      <w:pPr>
+        <w:ind w:left="4320" w:hanging="180"/>
+      </w:pPr>
+    </w:lvl>
+    <w:lvl w:ilvl="6" w:tplc="0809000F" w:tentative="1">
+      <w:start w:val="1"/>
+      <w:numFmt w:val="decimal"/>
+      <w:lvlText w:val="%7."/>
+      <w:lvlJc w:val="left"/>
+      <w:pPr>
+        <w:ind w:left="5040" w:hanging="360"/>
+      </w:pPr>
+    </w:lvl>
+    <w:lvl w:ilvl="7" w:tplc="08090019" w:tentative="1">
+      <w:start w:val="1"/>
+      <w:numFmt w:val="lowerLetter"/>
+      <w:lvlText w:val="%8."/>
+      <w:lvlJc w:val="left"/>
+      <w:pPr>
+        <w:ind w:left="5760" w:hanging="360"/>
+      </w:pPr>
+    </w:lvl>
+    <w:lvl w:ilvl="8" w:tplc="0809001B" w:tentative="1">
+      <w:start w:val="1"/>
+      <w:numFmt w:val="lowerRoman"/>
+      <w:lvlText w:val="%9."/>
+      <w:lvlJc w:val="right"/>
+      <w:pPr>
+        <w:ind w:left="6480" w:hanging="180"/>
+      </w:pPr>
+    </w:lvl>
+  </w:abstractNum>
+  <w:abstractNum w:abstractNumId="8" w15:restartNumberingAfterBreak="0">
+    <w:nsid w:val="35646AD4"/>
+    <w:multiLevelType w:val="hybridMultilevel"/>
+    <w:tmpl w:val="C9262C00"/>
+    <w:lvl w:ilvl="0" w:tplc="0809000F">
+      <w:start w:val="1"/>
+      <w:numFmt w:val="decimal"/>
+      <w:lvlText w:val="%1."/>
+      <w:lvlJc w:val="left"/>
+      <w:pPr>
+        <w:ind w:left="360" w:hanging="360"/>
+      </w:pPr>
+      <w:rPr>
+        <w:rFonts w:hint="default"/>
+      </w:rPr>
+    </w:lvl>
+    <w:lvl w:ilvl="1" w:tplc="08090019" w:tentative="1">
+      <w:start w:val="1"/>
+      <w:numFmt w:val="lowerLetter"/>
+      <w:lvlText w:val="%2."/>
+      <w:lvlJc w:val="left"/>
+      <w:pPr>
+        <w:ind w:left="1080" w:hanging="360"/>
+      </w:pPr>
+    </w:lvl>
+    <w:lvl w:ilvl="2" w:tplc="0809001B" w:tentative="1">
+      <w:start w:val="1"/>
+      <w:numFmt w:val="lowerRoman"/>
+      <w:lvlText w:val="%3."/>
+      <w:lvlJc w:val="right"/>
+      <w:pPr>
+        <w:ind w:left="1800" w:hanging="180"/>
+      </w:pPr>
+    </w:lvl>
+    <w:lvl w:ilvl="3" w:tplc="0809000F" w:tentative="1">
+      <w:start w:val="1"/>
+      <w:numFmt w:val="decimal"/>
+      <w:lvlText w:val="%4."/>
+      <w:lvlJc w:val="left"/>
+      <w:pPr>
+        <w:ind w:left="2520" w:hanging="360"/>
+      </w:pPr>
+    </w:lvl>
+    <w:lvl w:ilvl="4" w:tplc="08090019" w:tentative="1">
+      <w:start w:val="1"/>
+      <w:numFmt w:val="lowerLetter"/>
+      <w:lvlText w:val="%5."/>
+      <w:lvlJc w:val="left"/>
+      <w:pPr>
+        <w:ind w:left="3240" w:hanging="360"/>
+      </w:pPr>
+    </w:lvl>
+    <w:lvl w:ilvl="5" w:tplc="0809001B" w:tentative="1">
+      <w:start w:val="1"/>
+      <w:numFmt w:val="lowerRoman"/>
+      <w:lvlText w:val="%6."/>
+      <w:lvlJc w:val="right"/>
+      <w:pPr>
+        <w:ind w:left="3960" w:hanging="180"/>
+      </w:pPr>
+    </w:lvl>
+    <w:lvl w:ilvl="6" w:tplc="0809000F" w:tentative="1">
+      <w:start w:val="1"/>
+      <w:numFmt w:val="decimal"/>
+      <w:lvlText w:val="%7."/>
+      <w:lvlJc w:val="left"/>
+      <w:pPr>
+        <w:ind w:left="4680" w:hanging="360"/>
+      </w:pPr>
+    </w:lvl>
+    <w:lvl w:ilvl="7" w:tplc="08090019" w:tentative="1">
+      <w:start w:val="1"/>
+      <w:numFmt w:val="lowerLetter"/>
+      <w:lvlText w:val="%8."/>
+      <w:lvlJc w:val="left"/>
+      <w:pPr>
+        <w:ind w:left="5400" w:hanging="360"/>
+      </w:pPr>
+    </w:lvl>
+    <w:lvl w:ilvl="8" w:tplc="0809001B" w:tentative="1">
+      <w:start w:val="1"/>
+      <w:numFmt w:val="lowerRoman"/>
+      <w:lvlText w:val="%9."/>
+      <w:lvlJc w:val="right"/>
+      <w:pPr>
+        <w:ind w:left="6120" w:hanging="180"/>
+      </w:pPr>
+    </w:lvl>
+  </w:abstractNum>
+  <w:abstractNum w:abstractNumId="9" w15:restartNumberingAfterBreak="0">
     <w:nsid w:val="36372246"/>
     <w:multiLevelType w:val="hybridMultilevel"/>
     <w:tmpl w:val="0E44ACA0"/>
@@ -2820,7 +4354,7 @@
       </w:pPr>
     </w:lvl>
   </w:abstractNum>
-  <w:abstractNum w:abstractNumId="7" w15:restartNumberingAfterBreak="0">
+  <w:abstractNum w:abstractNumId="10" w15:restartNumberingAfterBreak="0">
     <w:nsid w:val="384608DB"/>
     <w:multiLevelType w:val="hybridMultilevel"/>
     <w:tmpl w:val="8B9438EE"/>
@@ -2909,7 +4443,7 @@
       </w:pPr>
     </w:lvl>
   </w:abstractNum>
-  <w:abstractNum w:abstractNumId="8" w15:restartNumberingAfterBreak="0">
+  <w:abstractNum w:abstractNumId="11" w15:restartNumberingAfterBreak="0">
     <w:nsid w:val="3A3C5C63"/>
     <w:multiLevelType w:val="hybridMultilevel"/>
     <w:tmpl w:val="2A5679B2"/>
@@ -2998,7 +4532,7 @@
       </w:pPr>
     </w:lvl>
   </w:abstractNum>
-  <w:abstractNum w:abstractNumId="9" w15:restartNumberingAfterBreak="0">
+  <w:abstractNum w:abstractNumId="12" w15:restartNumberingAfterBreak="0">
     <w:nsid w:val="3F153AD9"/>
     <w:multiLevelType w:val="hybridMultilevel"/>
     <w:tmpl w:val="DF00B816"/>
@@ -3087,7 +4621,7 @@
       </w:pPr>
     </w:lvl>
   </w:abstractNum>
-  <w:abstractNum w:abstractNumId="10" w15:restartNumberingAfterBreak="0">
+  <w:abstractNum w:abstractNumId="13" w15:restartNumberingAfterBreak="0">
     <w:nsid w:val="40AC4473"/>
     <w:multiLevelType w:val="hybridMultilevel"/>
     <w:tmpl w:val="3886F250"/>
@@ -3176,7 +4710,7 @@
       </w:pPr>
     </w:lvl>
   </w:abstractNum>
-  <w:abstractNum w:abstractNumId="11" w15:restartNumberingAfterBreak="0">
+  <w:abstractNum w:abstractNumId="14" w15:restartNumberingAfterBreak="0">
     <w:nsid w:val="41F221A1"/>
     <w:multiLevelType w:val="hybridMultilevel"/>
     <w:tmpl w:val="C7B61CEC"/>
@@ -3316,7 +4850,96 @@
       </w:rPr>
     </w:lvl>
   </w:abstractNum>
-  <w:abstractNum w:abstractNumId="12" w15:restartNumberingAfterBreak="0">
+  <w:abstractNum w:abstractNumId="15" w15:restartNumberingAfterBreak="0">
+    <w:nsid w:val="43CA4C66"/>
+    <w:multiLevelType w:val="hybridMultilevel"/>
+    <w:tmpl w:val="7AF6B710"/>
+    <w:lvl w:ilvl="0" w:tplc="0809000F">
+      <w:start w:val="1"/>
+      <w:numFmt w:val="decimal"/>
+      <w:lvlText w:val="%1."/>
+      <w:lvlJc w:val="left"/>
+      <w:pPr>
+        <w:ind w:left="360" w:hanging="360"/>
+      </w:pPr>
+      <w:rPr>
+        <w:rFonts w:hint="default"/>
+      </w:rPr>
+    </w:lvl>
+    <w:lvl w:ilvl="1" w:tplc="08090019" w:tentative="1">
+      <w:start w:val="1"/>
+      <w:numFmt w:val="lowerLetter"/>
+      <w:lvlText w:val="%2."/>
+      <w:lvlJc w:val="left"/>
+      <w:pPr>
+        <w:ind w:left="1080" w:hanging="360"/>
+      </w:pPr>
+    </w:lvl>
+    <w:lvl w:ilvl="2" w:tplc="0809001B" w:tentative="1">
+      <w:start w:val="1"/>
+      <w:numFmt w:val="lowerRoman"/>
+      <w:lvlText w:val="%3."/>
+      <w:lvlJc w:val="right"/>
+      <w:pPr>
+        <w:ind w:left="1800" w:hanging="180"/>
+      </w:pPr>
+    </w:lvl>
+    <w:lvl w:ilvl="3" w:tplc="0809000F" w:tentative="1">
+      <w:start w:val="1"/>
+      <w:numFmt w:val="decimal"/>
+      <w:lvlText w:val="%4."/>
+      <w:lvlJc w:val="left"/>
+      <w:pPr>
+        <w:ind w:left="2520" w:hanging="360"/>
+      </w:pPr>
+    </w:lvl>
+    <w:lvl w:ilvl="4" w:tplc="08090019" w:tentative="1">
+      <w:start w:val="1"/>
+      <w:numFmt w:val="lowerLetter"/>
+      <w:lvlText w:val="%5."/>
+      <w:lvlJc w:val="left"/>
+      <w:pPr>
+        <w:ind w:left="3240" w:hanging="360"/>
+      </w:pPr>
+    </w:lvl>
+    <w:lvl w:ilvl="5" w:tplc="0809001B" w:tentative="1">
+      <w:start w:val="1"/>
+      <w:numFmt w:val="lowerRoman"/>
+      <w:lvlText w:val="%6."/>
+      <w:lvlJc w:val="right"/>
+      <w:pPr>
+        <w:ind w:left="3960" w:hanging="180"/>
+      </w:pPr>
+    </w:lvl>
+    <w:lvl w:ilvl="6" w:tplc="0809000F" w:tentative="1">
+      <w:start w:val="1"/>
+      <w:numFmt w:val="decimal"/>
+      <w:lvlText w:val="%7."/>
+      <w:lvlJc w:val="left"/>
+      <w:pPr>
+        <w:ind w:left="4680" w:hanging="360"/>
+      </w:pPr>
+    </w:lvl>
+    <w:lvl w:ilvl="7" w:tplc="08090019" w:tentative="1">
+      <w:start w:val="1"/>
+      <w:numFmt w:val="lowerLetter"/>
+      <w:lvlText w:val="%8."/>
+      <w:lvlJc w:val="left"/>
+      <w:pPr>
+        <w:ind w:left="5400" w:hanging="360"/>
+      </w:pPr>
+    </w:lvl>
+    <w:lvl w:ilvl="8" w:tplc="0809001B" w:tentative="1">
+      <w:start w:val="1"/>
+      <w:numFmt w:val="lowerRoman"/>
+      <w:lvlText w:val="%9."/>
+      <w:lvlJc w:val="right"/>
+      <w:pPr>
+        <w:ind w:left="6120" w:hanging="180"/>
+      </w:pPr>
+    </w:lvl>
+  </w:abstractNum>
+  <w:abstractNum w:abstractNumId="16" w15:restartNumberingAfterBreak="0">
     <w:nsid w:val="50227604"/>
     <w:multiLevelType w:val="hybridMultilevel"/>
     <w:tmpl w:val="9394103C"/>
@@ -3456,7 +5079,7 @@
       </w:rPr>
     </w:lvl>
   </w:abstractNum>
-  <w:abstractNum w:abstractNumId="13" w15:restartNumberingAfterBreak="0">
+  <w:abstractNum w:abstractNumId="17" w15:restartNumberingAfterBreak="0">
     <w:nsid w:val="56250681"/>
     <w:multiLevelType w:val="hybridMultilevel"/>
     <w:tmpl w:val="3E084028"/>
@@ -3545,10 +5168,10 @@
       </w:pPr>
     </w:lvl>
   </w:abstractNum>
-  <w:abstractNum w:abstractNumId="14" w15:restartNumberingAfterBreak="0">
+  <w:abstractNum w:abstractNumId="18" w15:restartNumberingAfterBreak="0">
     <w:nsid w:val="5DCB0E13"/>
     <w:multiLevelType w:val="hybridMultilevel"/>
-    <w:tmpl w:val="81DC536E"/>
+    <w:tmpl w:val="B3AC804C"/>
     <w:lvl w:ilvl="0" w:tplc="0809000F">
       <w:start w:val="1"/>
       <w:numFmt w:val="decimal"/>
@@ -3634,7 +5257,7 @@
       </w:pPr>
     </w:lvl>
   </w:abstractNum>
-  <w:abstractNum w:abstractNumId="15" w15:restartNumberingAfterBreak="0">
+  <w:abstractNum w:abstractNumId="19" w15:restartNumberingAfterBreak="0">
     <w:nsid w:val="69F23BD4"/>
     <w:multiLevelType w:val="hybridMultilevel"/>
     <w:tmpl w:val="1430F5CC"/>
@@ -3723,7 +5346,7 @@
       </w:pPr>
     </w:lvl>
   </w:abstractNum>
-  <w:abstractNum w:abstractNumId="16" w15:restartNumberingAfterBreak="0">
+  <w:abstractNum w:abstractNumId="20" w15:restartNumberingAfterBreak="0">
     <w:nsid w:val="6AEC2CF5"/>
     <w:multiLevelType w:val="hybridMultilevel"/>
     <w:tmpl w:val="CA44268C"/>
@@ -3812,7 +5435,7 @@
       </w:pPr>
     </w:lvl>
   </w:abstractNum>
-  <w:abstractNum w:abstractNumId="17" w15:restartNumberingAfterBreak="0">
+  <w:abstractNum w:abstractNumId="21" w15:restartNumberingAfterBreak="0">
     <w:nsid w:val="755F083A"/>
     <w:multiLevelType w:val="hybridMultilevel"/>
     <w:tmpl w:val="0B228802"/>
@@ -3901,7 +5524,7 @@
       </w:pPr>
     </w:lvl>
   </w:abstractNum>
-  <w:abstractNum w:abstractNumId="18" w15:restartNumberingAfterBreak="0">
+  <w:abstractNum w:abstractNumId="22" w15:restartNumberingAfterBreak="0">
     <w:nsid w:val="782161E8"/>
     <w:multiLevelType w:val="hybridMultilevel"/>
     <w:tmpl w:val="E118ED38"/>
@@ -3990,7 +5613,7 @@
       </w:pPr>
     </w:lvl>
   </w:abstractNum>
-  <w:abstractNum w:abstractNumId="19" w15:restartNumberingAfterBreak="0">
+  <w:abstractNum w:abstractNumId="23" w15:restartNumberingAfterBreak="0">
     <w:nsid w:val="7A6B20C4"/>
     <w:multiLevelType w:val="multilevel"/>
     <w:tmpl w:val="0809001F"/>
@@ -4083,61 +5706,73 @@
     <w:abstractNumId w:val="3"/>
   </w:num>
   <w:num w:numId="2" w16cid:durableId="981496728">
-    <w:abstractNumId w:val="7"/>
+    <w:abstractNumId w:val="10"/>
   </w:num>
   <w:num w:numId="3" w16cid:durableId="1853883872">
-    <w:abstractNumId w:val="19"/>
+    <w:abstractNumId w:val="23"/>
   </w:num>
   <w:num w:numId="4" w16cid:durableId="72436723">
-    <w:abstractNumId w:val="14"/>
+    <w:abstractNumId w:val="18"/>
   </w:num>
   <w:num w:numId="5" w16cid:durableId="1446073396">
-    <w:abstractNumId w:val="16"/>
+    <w:abstractNumId w:val="20"/>
   </w:num>
   <w:num w:numId="6" w16cid:durableId="1667979222">
-    <w:abstractNumId w:val="9"/>
+    <w:abstractNumId w:val="12"/>
   </w:num>
   <w:num w:numId="7" w16cid:durableId="1851676982">
-    <w:abstractNumId w:val="12"/>
+    <w:abstractNumId w:val="16"/>
   </w:num>
   <w:num w:numId="8" w16cid:durableId="1442069209">
     <w:abstractNumId w:val="0"/>
   </w:num>
   <w:num w:numId="9" w16cid:durableId="1807895740">
+    <w:abstractNumId w:val="21"/>
+  </w:num>
+  <w:num w:numId="10" w16cid:durableId="1677926624">
+    <w:abstractNumId w:val="14"/>
+  </w:num>
+  <w:num w:numId="11" w16cid:durableId="5448554">
+    <w:abstractNumId w:val="5"/>
+  </w:num>
+  <w:num w:numId="12" w16cid:durableId="516970405">
     <w:abstractNumId w:val="17"/>
   </w:num>
-  <w:num w:numId="10" w16cid:durableId="1677926624">
+  <w:num w:numId="13" w16cid:durableId="487676503">
+    <w:abstractNumId w:val="19"/>
+  </w:num>
+  <w:num w:numId="14" w16cid:durableId="603612303">
+    <w:abstractNumId w:val="13"/>
+  </w:num>
+  <w:num w:numId="15" w16cid:durableId="930549052">
+    <w:abstractNumId w:val="9"/>
+  </w:num>
+  <w:num w:numId="16" w16cid:durableId="1781755254">
     <w:abstractNumId w:val="11"/>
   </w:num>
-  <w:num w:numId="11" w16cid:durableId="5448554">
-    <w:abstractNumId w:val="4"/>
-  </w:num>
-  <w:num w:numId="12" w16cid:durableId="516970405">
-    <w:abstractNumId w:val="13"/>
-  </w:num>
-  <w:num w:numId="13" w16cid:durableId="487676503">
-    <w:abstractNumId w:val="15"/>
-  </w:num>
-  <w:num w:numId="14" w16cid:durableId="603612303">
-    <w:abstractNumId w:val="10"/>
-  </w:num>
-  <w:num w:numId="15" w16cid:durableId="930549052">
+  <w:num w:numId="17" w16cid:durableId="1403797846">
     <w:abstractNumId w:val="6"/>
-  </w:num>
-  <w:num w:numId="16" w16cid:durableId="1781755254">
-    <w:abstractNumId w:val="8"/>
-  </w:num>
-  <w:num w:numId="17" w16cid:durableId="1403797846">
-    <w:abstractNumId w:val="5"/>
   </w:num>
   <w:num w:numId="18" w16cid:durableId="1565871349">
     <w:abstractNumId w:val="2"/>
   </w:num>
   <w:num w:numId="19" w16cid:durableId="11152606">
-    <w:abstractNumId w:val="18"/>
+    <w:abstractNumId w:val="22"/>
   </w:num>
   <w:num w:numId="20" w16cid:durableId="1206143852">
     <w:abstractNumId w:val="1"/>
+  </w:num>
+  <w:num w:numId="21" w16cid:durableId="2025201974">
+    <w:abstractNumId w:val="15"/>
+  </w:num>
+  <w:num w:numId="22" w16cid:durableId="1805075621">
+    <w:abstractNumId w:val="4"/>
+  </w:num>
+  <w:num w:numId="23" w16cid:durableId="104739712">
+    <w:abstractNumId w:val="7"/>
+  </w:num>
+  <w:num w:numId="24" w16cid:durableId="482241295">
+    <w:abstractNumId w:val="8"/>
   </w:num>
   <w:numIdMacAtCleanup w:val="5"/>
 </w:numbering>

--- a/Courses/Software-Sciences/IT-Module-3-Web-Design/20-WordPress-Themes-and-Plugins/20-WordPress-Themes-and-Plugins-Exercises.docx
+++ b/Courses/Software-Sciences/IT-Module-3-Web-Design/20-WordPress-Themes-and-Plugins/20-WordPress-Themes-and-Plugins-Exercises.docx
@@ -96,9 +96,9 @@
           <w:noProof/>
         </w:rPr>
         <w:drawing>
-          <wp:inline distT="0" distB="0" distL="0" distR="0" wp14:anchorId="73F5C6D6" wp14:editId="3DFBD094">
-            <wp:extent cx="1065886" cy="497260"/>
-            <wp:effectExtent l="0" t="0" r="1270" b="0"/>
+          <wp:inline distT="0" distB="0" distL="0" distR="0" wp14:anchorId="73F5C6D6" wp14:editId="26C10353">
+            <wp:extent cx="1065886" cy="477023"/>
+            <wp:effectExtent l="0" t="0" r="1270" b="5715"/>
             <wp:docPr id="470543985" name="Picture 1"/>
             <wp:cNvGraphicFramePr>
               <a:graphicFrameLocks xmlns:a="http://schemas.openxmlformats.org/drawingml/2006/main" noChangeAspect="1"/>
@@ -127,7 +127,7 @@
                   <pic:spPr bwMode="auto">
                     <a:xfrm>
                       <a:off x="0" y="0"/>
-                      <a:ext cx="1065886" cy="497260"/>
+                      <a:ext cx="1065886" cy="477023"/>
                     </a:xfrm>
                     <a:prstGeom prst="rect">
                       <a:avLst/>
@@ -773,7 +773,7 @@
           <w:lang w:val="bg-BG"/>
         </w:rPr>
         <w:drawing>
-          <wp:inline distT="0" distB="0" distL="0" distR="0" wp14:anchorId="6C75137E" wp14:editId="6344E8C1">
+          <wp:inline distT="0" distB="0" distL="0" distR="0" wp14:anchorId="6C75137E" wp14:editId="7ECD584A">
             <wp:extent cx="2373419" cy="536331"/>
             <wp:effectExtent l="12700" t="12700" r="14605" b="10160"/>
             <wp:docPr id="632321972" name="Picture 1"/>
@@ -1374,7 +1374,7 @@
           <w:lang w:val="bg-BG"/>
         </w:rPr>
         <w:drawing>
-          <wp:anchor distT="0" distB="0" distL="114300" distR="114300" simplePos="0" relativeHeight="251660288" behindDoc="0" locked="0" layoutInCell="1" allowOverlap="1" wp14:anchorId="03D97CDE" wp14:editId="0369843B">
+          <wp:anchor distT="0" distB="0" distL="114300" distR="114300" simplePos="0" relativeHeight="251660288" behindDoc="0" locked="0" layoutInCell="1" allowOverlap="1" wp14:anchorId="03D97CDE" wp14:editId="4C79FC35">
             <wp:simplePos x="0" y="0"/>
             <wp:positionH relativeFrom="margin">
               <wp:posOffset>4164965</wp:posOffset>
@@ -1521,7 +1521,7 @@
           <w:lang w:val="bg-BG"/>
         </w:rPr>
         <w:drawing>
-          <wp:inline distT="0" distB="0" distL="0" distR="0" wp14:anchorId="3CF8362D" wp14:editId="1F365BB9">
+          <wp:inline distT="0" distB="0" distL="0" distR="0" wp14:anchorId="3CF8362D" wp14:editId="5E35AEA6">
             <wp:extent cx="2739826" cy="2039816"/>
             <wp:effectExtent l="12700" t="12700" r="16510" b="17780"/>
             <wp:docPr id="269323288" name="Picture 8"/>
@@ -1881,7 +1881,7 @@
           <w:lang w:val="bg-BG"/>
         </w:rPr>
         <w:drawing>
-          <wp:inline distT="0" distB="0" distL="0" distR="0" wp14:anchorId="33EE7A9D" wp14:editId="0C226982">
+          <wp:inline distT="0" distB="0" distL="0" distR="0" wp14:anchorId="33EE7A9D" wp14:editId="42F57927">
             <wp:extent cx="3316232" cy="1728177"/>
             <wp:effectExtent l="12700" t="12700" r="11430" b="12065"/>
             <wp:docPr id="672619935" name="Picture 7"/>
